--- a/Patrones/TALLER_S3YS4_SINGLETON_FACTORY.docx
+++ b/Patrones/TALLER_S3YS4_SINGLETON_FACTORY.docx
@@ -4,6 +4,221 @@
   <w:body>
     <w:p>
       <w:pPr>
+        <w:jc w:val="center"/>
+      </w:pPr>
+      <w:r>
+        <w:t>ACTIVIDAD S</w:t>
+      </w:r>
+      <w:r>
+        <w:t>3 y S4</w:t>
+      </w:r>
+      <w:r>
+        <w:t xml:space="preserve"> – </w:t>
+      </w:r>
+      <w:proofErr w:type="spellStart"/>
+      <w:r>
+        <w:t>Patrones</w:t>
+      </w:r>
+      <w:proofErr w:type="spellEnd"/>
+      <w:r>
+        <w:t xml:space="preserve"> Singleton y Factory M.</w:t>
+      </w:r>
+    </w:p>
+    <w:p>
+      <w:pPr>
+        <w:jc w:val="center"/>
+      </w:pPr>
+    </w:p>
+    <w:p>
+      <w:pPr>
+        <w:jc w:val="center"/>
+      </w:pPr>
+    </w:p>
+    <w:p>
+      <w:pPr>
+        <w:jc w:val="center"/>
+      </w:pPr>
+    </w:p>
+    <w:p>
+      <w:pPr>
+        <w:jc w:val="center"/>
+      </w:pPr>
+    </w:p>
+    <w:p>
+      <w:pPr>
+        <w:jc w:val="center"/>
+      </w:pPr>
+    </w:p>
+    <w:p>
+      <w:pPr>
+        <w:jc w:val="center"/>
+      </w:pPr>
+    </w:p>
+    <w:p>
+      <w:pPr>
+        <w:jc w:val="center"/>
+      </w:pPr>
+      <w:proofErr w:type="spellStart"/>
+      <w:r>
+        <w:t>Nombres</w:t>
+      </w:r>
+      <w:proofErr w:type="spellEnd"/>
+      <w:r>
+        <w:t xml:space="preserve">: </w:t>
+      </w:r>
+    </w:p>
+    <w:p>
+      <w:pPr>
+        <w:jc w:val="center"/>
+      </w:pPr>
+      <w:r>
+        <w:t xml:space="preserve">Juan </w:t>
+      </w:r>
+      <w:r>
+        <w:t xml:space="preserve">Sebastian </w:t>
+      </w:r>
+      <w:proofErr w:type="spellStart"/>
+      <w:r>
+        <w:t>Rubiano</w:t>
+      </w:r>
+      <w:proofErr w:type="spellEnd"/>
+      <w:r>
+        <w:t xml:space="preserve"> Romero</w:t>
+      </w:r>
+    </w:p>
+    <w:p>
+      <w:pPr>
+        <w:jc w:val="center"/>
+      </w:pPr>
+      <w:r>
+        <w:t xml:space="preserve">Angie </w:t>
+      </w:r>
+      <w:proofErr w:type="spellStart"/>
+      <w:r>
+        <w:t>lucero</w:t>
+      </w:r>
+      <w:proofErr w:type="spellEnd"/>
+      <w:r>
+        <w:t xml:space="preserve"> Vargas Amado</w:t>
+      </w:r>
+    </w:p>
+    <w:p>
+      <w:pPr>
+        <w:jc w:val="center"/>
+      </w:pPr>
+    </w:p>
+    <w:p>
+      <w:pPr>
+        <w:jc w:val="center"/>
+      </w:pPr>
+    </w:p>
+    <w:p>
+      <w:pPr>
+        <w:jc w:val="center"/>
+      </w:pPr>
+    </w:p>
+    <w:p>
+      <w:pPr>
+        <w:jc w:val="center"/>
+      </w:pPr>
+    </w:p>
+    <w:p>
+      <w:pPr>
+        <w:jc w:val="center"/>
+      </w:pPr>
+    </w:p>
+    <w:p>
+      <w:pPr>
+        <w:jc w:val="center"/>
+      </w:pPr>
+      <w:proofErr w:type="spellStart"/>
+      <w:r>
+        <w:t>Patrones</w:t>
+      </w:r>
+      <w:proofErr w:type="spellEnd"/>
+      <w:r>
+        <w:t xml:space="preserve"> de Software</w:t>
+      </w:r>
+    </w:p>
+    <w:p>
+      <w:pPr>
+        <w:jc w:val="center"/>
+      </w:pPr>
+      <w:proofErr w:type="spellStart"/>
+      <w:r>
+        <w:t>Docente</w:t>
+      </w:r>
+      <w:proofErr w:type="spellEnd"/>
+      <w:r>
+        <w:t xml:space="preserve"> Eliecer Montero</w:t>
+      </w:r>
+    </w:p>
+    <w:p>
+      <w:pPr>
+        <w:jc w:val="center"/>
+      </w:pPr>
+      <w:r>
+        <w:t>Grupo: E196</w:t>
+      </w:r>
+    </w:p>
+    <w:p>
+      <w:pPr>
+        <w:jc w:val="center"/>
+      </w:pPr>
+    </w:p>
+    <w:p>
+      <w:pPr>
+        <w:jc w:val="center"/>
+      </w:pPr>
+    </w:p>
+    <w:p>
+      <w:pPr>
+        <w:jc w:val="center"/>
+      </w:pPr>
+    </w:p>
+    <w:p>
+      <w:pPr>
+        <w:jc w:val="center"/>
+      </w:pPr>
+    </w:p>
+    <w:p/>
+    <w:p>
+      <w:pPr>
+        <w:jc w:val="center"/>
+      </w:pPr>
+    </w:p>
+    <w:p>
+      <w:pPr>
+        <w:jc w:val="center"/>
+      </w:pPr>
+    </w:p>
+    <w:p>
+      <w:pPr>
+        <w:jc w:val="center"/>
+      </w:pPr>
+      <w:proofErr w:type="spellStart"/>
+      <w:r>
+        <w:t>Fecha</w:t>
+      </w:r>
+      <w:proofErr w:type="spellEnd"/>
+      <w:r>
+        <w:t xml:space="preserve">: </w:t>
+      </w:r>
+      <w:r>
+        <w:t>02</w:t>
+      </w:r>
+      <w:r>
+        <w:t>/0</w:t>
+      </w:r>
+      <w:r>
+        <w:t>3</w:t>
+      </w:r>
+      <w:r>
+        <w:t>/2026</w:t>
+      </w:r>
+    </w:p>
+    <w:p>
+      <w:pPr>
         <w:pStyle w:val="Ttulo1"/>
         <w:rPr>
           <w:color w:val="auto"/>
@@ -15,6 +230,7 @@
           <w:color w:val="auto"/>
           <w:lang w:val="es-CO"/>
         </w:rPr>
+        <w:lastRenderedPageBreak/>
         <w:t>Sistema de Control de Producción (MES)</w:t>
       </w:r>
     </w:p>
@@ -980,20 +1196,6 @@
           <w:cols w:num="2" w:space="720"/>
           <w:docGrid w:linePitch="360"/>
         </w:sectPr>
-      </w:pPr>
-    </w:p>
-    <w:p>
-      <w:pPr>
-        <w:rPr>
-          <w:lang w:val="es-CO"/>
-        </w:rPr>
-      </w:pPr>
-    </w:p>
-    <w:p>
-      <w:pPr>
-        <w:rPr>
-          <w:lang w:val="es-CO"/>
-        </w:rPr>
       </w:pPr>
     </w:p>
     <w:p>
@@ -1972,6 +2174,7 @@
   <w:style w:type="character" w:default="1" w:styleId="Fuentedeprrafopredeter">
     <w:name w:val="Default Paragraph Font"/>
     <w:uiPriority w:val="1"/>
+    <w:semiHidden/>
     <w:unhideWhenUsed/>
   </w:style>
   <w:style w:type="table" w:default="1" w:styleId="Tablanormal">

--- a/Patrones/TALLER_S3YS4_SINGLETON_FACTORY.docx
+++ b/Patrones/TALLER_S3YS4_SINGLETON_FACTORY.docx
@@ -1,6 +1,6 @@
 
 <file path=word/document.xml><?xml version="1.0" encoding="utf-8"?>
-<w:document xmlns:wpc="http://schemas.microsoft.com/office/word/2010/wordprocessingCanvas" xmlns:cx="http://schemas.microsoft.com/office/drawing/2014/chartex" xmlns:cx1="http://schemas.microsoft.com/office/drawing/2015/9/8/chartex" xmlns:cx2="http://schemas.microsoft.com/office/drawing/2015/10/21/chartex" xmlns:cx3="http://schemas.microsoft.com/office/drawing/2016/5/9/chartex" xmlns:cx4="http://schemas.microsoft.com/office/drawing/2016/5/10/chartex" xmlns:cx5="http://schemas.microsoft.com/office/drawing/2016/5/11/chartex" xmlns:cx6="http://schemas.microsoft.com/office/drawing/2016/5/12/chartex" xmlns:cx7="http://schemas.microsoft.com/office/drawing/2016/5/13/chartex" xmlns:cx8="http://schemas.microsoft.com/office/drawing/2016/5/14/chartex" xmlns:mc="http://schemas.openxmlformats.org/markup-compatibility/2006" xmlns:aink="http://schemas.microsoft.com/office/drawing/2016/ink" xmlns:am3d="http://schemas.microsoft.com/office/drawing/2017/model3d" xmlns:o="urn:schemas-microsoft-com:office:office" xmlns:oel="http://schemas.microsoft.com/office/2019/extlst" xmlns:r="http://schemas.openxmlformats.org/officeDocument/2006/relationships" xmlns:m="http://schemas.openxmlformats.org/officeDocument/2006/math" xmlns:v="urn:schemas-microsoft-com:vml" xmlns:wp14="http://schemas.microsoft.com/office/word/2010/wordprocessingDrawing" xmlns:wp="http://schemas.openxmlformats.org/drawingml/2006/wordprocessingDrawing" xmlns:w10="urn:schemas-microsoft-com:office:word" xmlns:w="http://schemas.openxmlformats.org/wordprocessingml/2006/main" xmlns:w14="http://schemas.microsoft.com/office/word/2010/wordml" xmlns:w15="http://schemas.microsoft.com/office/word/2012/wordml" xmlns:w16cex="http://schemas.microsoft.com/office/word/2018/wordml/cex" xmlns:w16cid="http://schemas.microsoft.com/office/word/2016/wordml/cid" xmlns:w16="http://schemas.microsoft.com/office/word/2018/wordml" xmlns:w16sdtdh="http://schemas.microsoft.com/office/word/2020/wordml/sdtdatahash" xmlns:w16se="http://schemas.microsoft.com/office/word/2015/wordml/symex" xmlns:wpg="http://schemas.microsoft.com/office/word/2010/wordprocessingGroup" xmlns:wpi="http://schemas.microsoft.com/office/word/2010/wordprocessingInk" xmlns:wne="http://schemas.microsoft.com/office/word/2006/wordml" xmlns:wps="http://schemas.microsoft.com/office/word/2010/wordprocessingShape" mc:Ignorable="w14 w15 w16se w16cid w16 w16cex w16sdtdh wp14">
+<w:document xmlns:wpc="http://schemas.microsoft.com/office/word/2010/wordprocessingCanvas" xmlns:cx="http://schemas.microsoft.com/office/drawing/2014/chartex" xmlns:cx1="http://schemas.microsoft.com/office/drawing/2015/9/8/chartex" xmlns:cx2="http://schemas.microsoft.com/office/drawing/2015/10/21/chartex" xmlns:cx3="http://schemas.microsoft.com/office/drawing/2016/5/9/chartex" xmlns:cx4="http://schemas.microsoft.com/office/drawing/2016/5/10/chartex" xmlns:cx5="http://schemas.microsoft.com/office/drawing/2016/5/11/chartex" xmlns:cx6="http://schemas.microsoft.com/office/drawing/2016/5/12/chartex" xmlns:cx7="http://schemas.microsoft.com/office/drawing/2016/5/13/chartex" xmlns:cx8="http://schemas.microsoft.com/office/drawing/2016/5/14/chartex" xmlns:mc="http://schemas.openxmlformats.org/markup-compatibility/2006" xmlns:aink="http://schemas.microsoft.com/office/drawing/2016/ink" xmlns:am3d="http://schemas.microsoft.com/office/drawing/2017/model3d" xmlns:o="urn:schemas-microsoft-com:office:office" xmlns:r="http://schemas.openxmlformats.org/officeDocument/2006/relationships" xmlns:m="http://schemas.openxmlformats.org/officeDocument/2006/math" xmlns:v="urn:schemas-microsoft-com:vml" xmlns:wp14="http://schemas.microsoft.com/office/word/2010/wordprocessingDrawing" xmlns:wp="http://schemas.openxmlformats.org/drawingml/2006/wordprocessingDrawing" xmlns:w10="urn:schemas-microsoft-com:office:word" xmlns:w="http://schemas.openxmlformats.org/wordprocessingml/2006/main" xmlns:w14="http://schemas.microsoft.com/office/word/2010/wordml" xmlns:w15="http://schemas.microsoft.com/office/word/2012/wordml" xmlns:w16cex="http://schemas.microsoft.com/office/word/2018/wordml/cex" xmlns:w16cid="http://schemas.microsoft.com/office/word/2016/wordml/cid" xmlns:w16="http://schemas.microsoft.com/office/word/2018/wordml" xmlns:w16sdtdh="http://schemas.microsoft.com/office/word/2020/wordml/sdtdatahash" xmlns:w16se="http://schemas.microsoft.com/office/word/2015/wordml/symex" xmlns:wpg="http://schemas.microsoft.com/office/word/2010/wordprocessingGroup" xmlns:wpi="http://schemas.microsoft.com/office/word/2010/wordprocessingInk" xmlns:wne="http://schemas.microsoft.com/office/word/2006/wordml" xmlns:wps="http://schemas.microsoft.com/office/word/2010/wordprocessingShape" mc:Ignorable="w14 w15 w16se w16cid w16 w16cex w16sdtdh wp14">
   <w:body>
     <w:p>
       <w:pPr>
@@ -75,15 +75,7 @@
         <w:t xml:space="preserve">Juan </w:t>
       </w:r>
       <w:r>
-        <w:t xml:space="preserve">Sebastian </w:t>
-      </w:r>
-      <w:proofErr w:type="spellStart"/>
-      <w:r>
-        <w:t>Rubiano</w:t>
-      </w:r>
-      <w:proofErr w:type="spellEnd"/>
-      <w:r>
-        <w:t xml:space="preserve"> Romero</w:t>
+        <w:t>Sebastian Rubiano Romero</w:t>
       </w:r>
     </w:p>
     <w:p>
@@ -150,7 +142,15 @@
       </w:r>
       <w:proofErr w:type="spellEnd"/>
       <w:r>
-        <w:t xml:space="preserve"> Eliecer Montero</w:t>
+        <w:t xml:space="preserve"> </w:t>
+      </w:r>
+      <w:proofErr w:type="spellStart"/>
+      <w:r>
+        <w:t>Eliecer</w:t>
+      </w:r>
+      <w:proofErr w:type="spellEnd"/>
+      <w:r>
+        <w:t xml:space="preserve"> Montero</w:t>
       </w:r>
     </w:p>
     <w:p>
@@ -1205,6 +1205,473 @@
         </w:rPr>
       </w:pPr>
     </w:p>
+    <w:p>
+      <w:pPr>
+        <w:pStyle w:val="Ttulo2"/>
+        <w:rPr>
+          <w:color w:val="auto"/>
+          <w:lang w:val="es-CO"/>
+        </w:rPr>
+      </w:pPr>
+      <w:r>
+        <w:rPr>
+          <w:color w:val="auto"/>
+          <w:lang w:val="es-CO"/>
+        </w:rPr>
+        <w:lastRenderedPageBreak/>
+        <w:t xml:space="preserve">Explicación del resultado – Prueba </w:t>
+      </w:r>
+      <w:proofErr w:type="spellStart"/>
+      <w:r>
+        <w:rPr>
+          <w:color w:val="auto"/>
+          <w:lang w:val="es-CO"/>
+        </w:rPr>
+        <w:t>Singleton</w:t>
+      </w:r>
+      <w:proofErr w:type="spellEnd"/>
+    </w:p>
+    <w:p>
+      <w:pPr>
+        <w:pStyle w:val="NormalWeb"/>
+        <w:rPr>
+          <w:lang w:val="es-CO"/>
+        </w:rPr>
+      </w:pPr>
+      <w:r>
+        <w:rPr>
+          <w:lang w:val="es-CO"/>
+        </w:rPr>
+        <w:t xml:space="preserve">En la ejecución de </w:t>
+      </w:r>
+      <w:r>
+        <w:rPr>
+          <w:rStyle w:val="CdigoHTML"/>
+          <w:lang w:val="es-CO"/>
+        </w:rPr>
+        <w:t>test_singleton.py</w:t>
+      </w:r>
+      <w:r>
+        <w:rPr>
+          <w:lang w:val="es-CO"/>
+        </w:rPr>
+        <w:t xml:space="preserve"> se crean dos variables (</w:t>
+      </w:r>
+      <w:r>
+        <w:rPr>
+          <w:rStyle w:val="CdigoHTML"/>
+          <w:lang w:val="es-CO"/>
+        </w:rPr>
+        <w:t>a</w:t>
+      </w:r>
+      <w:r>
+        <w:rPr>
+          <w:lang w:val="es-CO"/>
+        </w:rPr>
+        <w:t xml:space="preserve"> y </w:t>
+      </w:r>
+      <w:r>
+        <w:rPr>
+          <w:rStyle w:val="CdigoHTML"/>
+          <w:lang w:val="es-CO"/>
+        </w:rPr>
+        <w:t>b</w:t>
+      </w:r>
+      <w:r>
+        <w:rPr>
+          <w:lang w:val="es-CO"/>
+        </w:rPr>
+        <w:t xml:space="preserve">) invocando el constructor de </w:t>
+      </w:r>
+      <w:proofErr w:type="spellStart"/>
+      <w:r>
+        <w:rPr>
+          <w:rStyle w:val="CdigoHTML"/>
+          <w:lang w:val="es-CO"/>
+        </w:rPr>
+        <w:t>MESController</w:t>
+      </w:r>
+      <w:proofErr w:type="spellEnd"/>
+      <w:r>
+        <w:rPr>
+          <w:lang w:val="es-CO"/>
+        </w:rPr>
+        <w:t>. Sin embargo, ambas referencias apuntan a la misma dirección en memoria, lo cual se evidencia al comparar sus identificadores (</w:t>
+      </w:r>
+      <w:r>
+        <w:rPr>
+          <w:rStyle w:val="CdigoHTML"/>
+          <w:lang w:val="es-CO"/>
+        </w:rPr>
+        <w:t>id(a)</w:t>
+      </w:r>
+      <w:r>
+        <w:rPr>
+          <w:lang w:val="es-CO"/>
+        </w:rPr>
+        <w:t xml:space="preserve"> e </w:t>
+      </w:r>
+      <w:r>
+        <w:rPr>
+          <w:rStyle w:val="CdigoHTML"/>
+          <w:lang w:val="es-CO"/>
+        </w:rPr>
+        <w:t>id(b)</w:t>
+      </w:r>
+      <w:r>
+        <w:rPr>
+          <w:lang w:val="es-CO"/>
+        </w:rPr>
+        <w:t xml:space="preserve">) y obtener el mismo valor. Además, la expresión </w:t>
+      </w:r>
+      <w:r>
+        <w:rPr>
+          <w:rStyle w:val="CdigoHTML"/>
+          <w:lang w:val="es-CO"/>
+        </w:rPr>
+        <w:t xml:space="preserve">a </w:t>
+      </w:r>
+      <w:proofErr w:type="spellStart"/>
+      <w:r>
+        <w:rPr>
+          <w:rStyle w:val="CdigoHTML"/>
+          <w:lang w:val="es-CO"/>
+        </w:rPr>
+        <w:t>is</w:t>
+      </w:r>
+      <w:proofErr w:type="spellEnd"/>
+      <w:r>
+        <w:rPr>
+          <w:rStyle w:val="CdigoHTML"/>
+          <w:lang w:val="es-CO"/>
+        </w:rPr>
+        <w:t xml:space="preserve"> b</w:t>
+      </w:r>
+      <w:r>
+        <w:rPr>
+          <w:lang w:val="es-CO"/>
+        </w:rPr>
+        <w:t xml:space="preserve"> retorna </w:t>
+      </w:r>
+      <w:r>
+        <w:rPr>
+          <w:rStyle w:val="CdigoHTML"/>
+          <w:lang w:val="es-CO"/>
+        </w:rPr>
+        <w:t>True</w:t>
+      </w:r>
+      <w:r>
+        <w:rPr>
+          <w:lang w:val="es-CO"/>
+        </w:rPr>
+        <w:t>, confirmando que no se crearon dos objetos distintos, sino que se reutilizó la misma instancia.</w:t>
+      </w:r>
+    </w:p>
+    <w:p>
+      <w:pPr>
+        <w:pStyle w:val="NormalWeb"/>
+        <w:rPr>
+          <w:lang w:val="es-CO"/>
+        </w:rPr>
+      </w:pPr>
+      <w:r>
+        <w:rPr>
+          <w:lang w:val="es-CO"/>
+        </w:rPr>
+        <w:t xml:space="preserve">Esto ocurre porque el método </w:t>
+      </w:r>
+      <w:r>
+        <w:rPr>
+          <w:rStyle w:val="CdigoHTML"/>
+          <w:lang w:val="es-CO"/>
+        </w:rPr>
+        <w:t>__new__</w:t>
+      </w:r>
+      <w:r>
+        <w:rPr>
+          <w:lang w:val="es-CO"/>
+        </w:rPr>
+        <w:t xml:space="preserve"> controla explícitamente la creación del objeto. Si la variable de clase </w:t>
+      </w:r>
+      <w:r>
+        <w:rPr>
+          <w:rStyle w:val="CdigoHTML"/>
+          <w:lang w:val="es-CO"/>
+        </w:rPr>
+        <w:t>_</w:t>
+      </w:r>
+      <w:proofErr w:type="spellStart"/>
+      <w:r>
+        <w:rPr>
+          <w:rStyle w:val="CdigoHTML"/>
+          <w:lang w:val="es-CO"/>
+        </w:rPr>
+        <w:t>instance</w:t>
+      </w:r>
+      <w:proofErr w:type="spellEnd"/>
+      <w:r>
+        <w:rPr>
+          <w:lang w:val="es-CO"/>
+        </w:rPr>
+        <w:t xml:space="preserve"> es </w:t>
+      </w:r>
+      <w:proofErr w:type="spellStart"/>
+      <w:r>
+        <w:rPr>
+          <w:rStyle w:val="CdigoHTML"/>
+          <w:lang w:val="es-CO"/>
+        </w:rPr>
+        <w:t>None</w:t>
+      </w:r>
+      <w:proofErr w:type="spellEnd"/>
+      <w:r>
+        <w:rPr>
+          <w:lang w:val="es-CO"/>
+        </w:rPr>
+        <w:t>, se crea la instancia; en caso contrario, se retorna la ya existente. De esta manera, se garantiza que el sistema tenga un único controlador global, evitando inconsistencias en el estado del MES.</w:t>
+      </w:r>
+    </w:p>
+    <w:p>
+      <w:pPr>
+        <w:rPr>
+          <w:lang w:val="es-CO"/>
+        </w:rPr>
+      </w:pPr>
+    </w:p>
+    <w:p>
+      <w:pPr>
+        <w:pStyle w:val="Ttulo2"/>
+        <w:rPr>
+          <w:bCs w:val="0"/>
+          <w:color w:val="auto"/>
+          <w:lang w:val="es-CO"/>
+        </w:rPr>
+      </w:pPr>
+      <w:r>
+        <w:rPr>
+          <w:bCs w:val="0"/>
+          <w:color w:val="auto"/>
+          <w:lang w:val="es-CO"/>
+        </w:rPr>
+        <w:t xml:space="preserve"> Explicación del resultado – Prueba Factory </w:t>
+      </w:r>
+      <w:proofErr w:type="spellStart"/>
+      <w:r>
+        <w:rPr>
+          <w:bCs w:val="0"/>
+          <w:color w:val="auto"/>
+          <w:lang w:val="es-CO"/>
+        </w:rPr>
+        <w:t>Method</w:t>
+      </w:r>
+      <w:proofErr w:type="spellEnd"/>
+    </w:p>
+    <w:p>
+      <w:pPr>
+        <w:pStyle w:val="NormalWeb"/>
+        <w:rPr>
+          <w:lang w:val="es-CO"/>
+        </w:rPr>
+      </w:pPr>
+      <w:r>
+        <w:rPr>
+          <w:lang w:val="es-CO"/>
+        </w:rPr>
+        <w:t xml:space="preserve">En la ejecución de </w:t>
+      </w:r>
+      <w:r>
+        <w:rPr>
+          <w:rStyle w:val="CdigoHTML"/>
+          <w:lang w:val="es-CO"/>
+        </w:rPr>
+        <w:t>test_factory.py</w:t>
+      </w:r>
+      <w:r>
+        <w:rPr>
+          <w:lang w:val="es-CO"/>
+        </w:rPr>
+        <w:t xml:space="preserve">, el cliente no instancia directamente las clases </w:t>
+      </w:r>
+      <w:proofErr w:type="spellStart"/>
+      <w:r>
+        <w:rPr>
+          <w:rStyle w:val="CdigoHTML"/>
+          <w:lang w:val="es-CO"/>
+        </w:rPr>
+        <w:t>CNCMachine</w:t>
+      </w:r>
+      <w:proofErr w:type="spellEnd"/>
+      <w:r>
+        <w:rPr>
+          <w:lang w:val="es-CO"/>
+        </w:rPr>
+        <w:t xml:space="preserve"> o </w:t>
+      </w:r>
+      <w:proofErr w:type="spellStart"/>
+      <w:r>
+        <w:rPr>
+          <w:rStyle w:val="CdigoHTML"/>
+          <w:lang w:val="es-CO"/>
+        </w:rPr>
+        <w:t>RobotMachine</w:t>
+      </w:r>
+      <w:proofErr w:type="spellEnd"/>
+      <w:r>
+        <w:rPr>
+          <w:lang w:val="es-CO"/>
+        </w:rPr>
+        <w:t>. En su lugar, crea objetos fábrica (</w:t>
+      </w:r>
+      <w:proofErr w:type="spellStart"/>
+      <w:r>
+        <w:rPr>
+          <w:rStyle w:val="CdigoHTML"/>
+          <w:lang w:val="es-CO"/>
+        </w:rPr>
+        <w:t>CNCFactory</w:t>
+      </w:r>
+      <w:proofErr w:type="spellEnd"/>
+      <w:r>
+        <w:rPr>
+          <w:lang w:val="es-CO"/>
+        </w:rPr>
+        <w:t xml:space="preserve"> y </w:t>
+      </w:r>
+      <w:proofErr w:type="spellStart"/>
+      <w:r>
+        <w:rPr>
+          <w:rStyle w:val="CdigoHTML"/>
+          <w:lang w:val="es-CO"/>
+        </w:rPr>
+        <w:t>RobotFactory</w:t>
+      </w:r>
+      <w:proofErr w:type="spellEnd"/>
+      <w:r>
+        <w:rPr>
+          <w:lang w:val="es-CO"/>
+        </w:rPr>
+        <w:t xml:space="preserve">) y delega en ellas la responsabilidad de crear las máquinas mediante el método </w:t>
+      </w:r>
+      <w:proofErr w:type="spellStart"/>
+      <w:r>
+        <w:rPr>
+          <w:rStyle w:val="CdigoHTML"/>
+          <w:lang w:val="es-CO"/>
+        </w:rPr>
+        <w:t>create_</w:t>
+      </w:r>
+      <w:proofErr w:type="gramStart"/>
+      <w:r>
+        <w:rPr>
+          <w:rStyle w:val="CdigoHTML"/>
+          <w:lang w:val="es-CO"/>
+        </w:rPr>
+        <w:t>machine</w:t>
+      </w:r>
+      <w:proofErr w:type="spellEnd"/>
+      <w:r>
+        <w:rPr>
+          <w:rStyle w:val="CdigoHTML"/>
+          <w:lang w:val="es-CO"/>
+        </w:rPr>
+        <w:t>(</w:t>
+      </w:r>
+      <w:proofErr w:type="gramEnd"/>
+      <w:r>
+        <w:rPr>
+          <w:rStyle w:val="CdigoHTML"/>
+          <w:lang w:val="es-CO"/>
+        </w:rPr>
+        <w:t>)</w:t>
+      </w:r>
+      <w:r>
+        <w:rPr>
+          <w:lang w:val="es-CO"/>
+        </w:rPr>
+        <w:t>.</w:t>
+      </w:r>
+    </w:p>
+    <w:p>
+      <w:pPr>
+        <w:pStyle w:val="NormalWeb"/>
+        <w:rPr>
+          <w:lang w:val="es-CO"/>
+        </w:rPr>
+      </w:pPr>
+      <w:r>
+        <w:rPr>
+          <w:lang w:val="es-CO"/>
+        </w:rPr>
+        <w:t xml:space="preserve">Cada fábrica concreta implementa este método retornando un tipo específico de máquina. Por ello, al imprimir el tipo del objeto creado, se observa que </w:t>
+      </w:r>
+      <w:proofErr w:type="spellStart"/>
+      <w:r>
+        <w:rPr>
+          <w:rStyle w:val="CdigoHTML"/>
+          <w:lang w:val="es-CO"/>
+        </w:rPr>
+        <w:t>CNCFactory</w:t>
+      </w:r>
+      <w:proofErr w:type="spellEnd"/>
+      <w:r>
+        <w:rPr>
+          <w:lang w:val="es-CO"/>
+        </w:rPr>
+        <w:t xml:space="preserve"> produce una instancia de </w:t>
+      </w:r>
+      <w:proofErr w:type="spellStart"/>
+      <w:r>
+        <w:rPr>
+          <w:rStyle w:val="CdigoHTML"/>
+          <w:lang w:val="es-CO"/>
+        </w:rPr>
+        <w:t>CNCMachine</w:t>
+      </w:r>
+      <w:proofErr w:type="spellEnd"/>
+      <w:r>
+        <w:rPr>
+          <w:lang w:val="es-CO"/>
+        </w:rPr>
+        <w:t xml:space="preserve">, mientras que </w:t>
+      </w:r>
+      <w:proofErr w:type="spellStart"/>
+      <w:r>
+        <w:rPr>
+          <w:rStyle w:val="CdigoHTML"/>
+          <w:lang w:val="es-CO"/>
+        </w:rPr>
+        <w:t>RobotFactory</w:t>
+      </w:r>
+      <w:proofErr w:type="spellEnd"/>
+      <w:r>
+        <w:rPr>
+          <w:lang w:val="es-CO"/>
+        </w:rPr>
+        <w:t xml:space="preserve"> produce una instancia de </w:t>
+      </w:r>
+      <w:proofErr w:type="spellStart"/>
+      <w:r>
+        <w:rPr>
+          <w:rStyle w:val="CdigoHTML"/>
+          <w:lang w:val="es-CO"/>
+        </w:rPr>
+        <w:t>RobotMachine</w:t>
+      </w:r>
+      <w:proofErr w:type="spellEnd"/>
+      <w:r>
+        <w:rPr>
+          <w:lang w:val="es-CO"/>
+        </w:rPr>
+        <w:t>. Esto demuestra que la lógica de creación está desacoplada del cliente, cumpliendo el principio de bajo acoplamiento y permitiendo extender el sistema sin modificar el código existente.</w:t>
+      </w:r>
+    </w:p>
+    <w:p>
+      <w:pPr>
+        <w:rPr>
+          <w:lang w:val="es-CO"/>
+        </w:rPr>
+      </w:pPr>
+    </w:p>
     <w:sectPr>
       <w:type w:val="continuous"/>
       <w:pgSz w:w="12240" w:h="15840"/>
@@ -1217,7 +1684,7 @@
 </file>
 
 <file path=word/numbering.xml><?xml version="1.0" encoding="utf-8"?>
-<w:numbering xmlns:wpc="http://schemas.microsoft.com/office/word/2010/wordprocessingCanvas" xmlns:cx="http://schemas.microsoft.com/office/drawing/2014/chartex" xmlns:cx1="http://schemas.microsoft.com/office/drawing/2015/9/8/chartex" xmlns:cx2="http://schemas.microsoft.com/office/drawing/2015/10/21/chartex" xmlns:cx3="http://schemas.microsoft.com/office/drawing/2016/5/9/chartex" xmlns:cx4="http://schemas.microsoft.com/office/drawing/2016/5/10/chartex" xmlns:cx5="http://schemas.microsoft.com/office/drawing/2016/5/11/chartex" xmlns:cx6="http://schemas.microsoft.com/office/drawing/2016/5/12/chartex" xmlns:cx7="http://schemas.microsoft.com/office/drawing/2016/5/13/chartex" xmlns:cx8="http://schemas.microsoft.com/office/drawing/2016/5/14/chartex" xmlns:mc="http://schemas.openxmlformats.org/markup-compatibility/2006" xmlns:aink="http://schemas.microsoft.com/office/drawing/2016/ink" xmlns:am3d="http://schemas.microsoft.com/office/drawing/2017/model3d" xmlns:o="urn:schemas-microsoft-com:office:office" xmlns:oel="http://schemas.microsoft.com/office/2019/extlst" xmlns:r="http://schemas.openxmlformats.org/officeDocument/2006/relationships" xmlns:m="http://schemas.openxmlformats.org/officeDocument/2006/math" xmlns:v="urn:schemas-microsoft-com:vml" xmlns:wp14="http://schemas.microsoft.com/office/word/2010/wordprocessingDrawing" xmlns:wp="http://schemas.openxmlformats.org/drawingml/2006/wordprocessingDrawing" xmlns:w10="urn:schemas-microsoft-com:office:word" xmlns:w="http://schemas.openxmlformats.org/wordprocessingml/2006/main" xmlns:w14="http://schemas.microsoft.com/office/word/2010/wordml" xmlns:w15="http://schemas.microsoft.com/office/word/2012/wordml" xmlns:w16cex="http://schemas.microsoft.com/office/word/2018/wordml/cex" xmlns:w16cid="http://schemas.microsoft.com/office/word/2016/wordml/cid" xmlns:w16="http://schemas.microsoft.com/office/word/2018/wordml" xmlns:w16sdtdh="http://schemas.microsoft.com/office/word/2020/wordml/sdtdatahash" xmlns:w16se="http://schemas.microsoft.com/office/word/2015/wordml/symex" xmlns:wpg="http://schemas.microsoft.com/office/word/2010/wordprocessingGroup" xmlns:wpi="http://schemas.microsoft.com/office/word/2010/wordprocessingInk" xmlns:wne="http://schemas.microsoft.com/office/word/2006/wordml" xmlns:wps="http://schemas.microsoft.com/office/word/2010/wordprocessingShape" mc:Ignorable="w14 w15 w16se w16cid w16 w16cex w16sdtdh wp14">
+<w:numbering xmlns:wpc="http://schemas.microsoft.com/office/word/2010/wordprocessingCanvas" xmlns:cx="http://schemas.microsoft.com/office/drawing/2014/chartex" xmlns:cx1="http://schemas.microsoft.com/office/drawing/2015/9/8/chartex" xmlns:cx2="http://schemas.microsoft.com/office/drawing/2015/10/21/chartex" xmlns:cx3="http://schemas.microsoft.com/office/drawing/2016/5/9/chartex" xmlns:cx4="http://schemas.microsoft.com/office/drawing/2016/5/10/chartex" xmlns:cx5="http://schemas.microsoft.com/office/drawing/2016/5/11/chartex" xmlns:cx6="http://schemas.microsoft.com/office/drawing/2016/5/12/chartex" xmlns:cx7="http://schemas.microsoft.com/office/drawing/2016/5/13/chartex" xmlns:cx8="http://schemas.microsoft.com/office/drawing/2016/5/14/chartex" xmlns:mc="http://schemas.openxmlformats.org/markup-compatibility/2006" xmlns:aink="http://schemas.microsoft.com/office/drawing/2016/ink" xmlns:am3d="http://schemas.microsoft.com/office/drawing/2017/model3d" xmlns:o="urn:schemas-microsoft-com:office:office" xmlns:r="http://schemas.openxmlformats.org/officeDocument/2006/relationships" xmlns:m="http://schemas.openxmlformats.org/officeDocument/2006/math" xmlns:v="urn:schemas-microsoft-com:vml" xmlns:wp14="http://schemas.microsoft.com/office/word/2010/wordprocessingDrawing" xmlns:wp="http://schemas.openxmlformats.org/drawingml/2006/wordprocessingDrawing" xmlns:w10="urn:schemas-microsoft-com:office:word" xmlns:w="http://schemas.openxmlformats.org/wordprocessingml/2006/main" xmlns:w14="http://schemas.microsoft.com/office/word/2010/wordml" xmlns:w15="http://schemas.microsoft.com/office/word/2012/wordml" xmlns:w16cex="http://schemas.microsoft.com/office/word/2018/wordml/cex" xmlns:w16cid="http://schemas.microsoft.com/office/word/2016/wordml/cid" xmlns:w16="http://schemas.microsoft.com/office/word/2018/wordml" xmlns:w16sdtdh="http://schemas.microsoft.com/office/word/2020/wordml/sdtdatahash" xmlns:w16se="http://schemas.microsoft.com/office/word/2015/wordml/symex" xmlns:wpg="http://schemas.microsoft.com/office/word/2010/wordprocessingGroup" xmlns:wpi="http://schemas.microsoft.com/office/word/2010/wordprocessingInk" xmlns:wne="http://schemas.microsoft.com/office/word/2006/wordml" xmlns:wps="http://schemas.microsoft.com/office/word/2010/wordprocessingShape" mc:Ignorable="w14 w15 w16se w16cid w16 w16cex w16sdtdh wp14">
   <w:abstractNum w:abstractNumId="0" w15:restartNumberingAfterBreak="0">
     <w:nsid w:val="FFFFFF7C"/>
     <w:multiLevelType w:val="singleLevel"/>
@@ -1538,34 +2005,34 @@
       </w:rPr>
     </w:lvl>
   </w:abstractNum>
-  <w:num w:numId="1" w16cid:durableId="1204555883">
+  <w:num w:numId="1">
     <w:abstractNumId w:val="8"/>
   </w:num>
-  <w:num w:numId="2" w16cid:durableId="2010323956">
+  <w:num w:numId="2">
     <w:abstractNumId w:val="6"/>
   </w:num>
-  <w:num w:numId="3" w16cid:durableId="779491747">
+  <w:num w:numId="3">
     <w:abstractNumId w:val="5"/>
   </w:num>
-  <w:num w:numId="4" w16cid:durableId="968708519">
+  <w:num w:numId="4">
     <w:abstractNumId w:val="4"/>
   </w:num>
-  <w:num w:numId="5" w16cid:durableId="1151750064">
+  <w:num w:numId="5">
     <w:abstractNumId w:val="7"/>
   </w:num>
-  <w:num w:numId="6" w16cid:durableId="292373867">
+  <w:num w:numId="6">
     <w:abstractNumId w:val="3"/>
   </w:num>
-  <w:num w:numId="7" w16cid:durableId="1206873816">
+  <w:num w:numId="7">
     <w:abstractNumId w:val="2"/>
   </w:num>
-  <w:num w:numId="8" w16cid:durableId="1177771506">
+  <w:num w:numId="8">
     <w:abstractNumId w:val="1"/>
   </w:num>
-  <w:num w:numId="9" w16cid:durableId="658463980">
+  <w:num w:numId="9">
     <w:abstractNumId w:val="0"/>
   </w:num>
-  <w:num w:numId="10" w16cid:durableId="341978695">
+  <w:num w:numId="10">
     <w:abstractNumId w:val="9"/>
   </w:num>
 </w:numbering>
@@ -12951,6 +13418,35 @@
       </w:tcPr>
     </w:tblStylePr>
   </w:style>
+  <w:style w:type="paragraph" w:styleId="NormalWeb">
+    <w:name w:val="Normal (Web)"/>
+    <w:basedOn w:val="Normal"/>
+    <w:uiPriority w:val="99"/>
+    <w:semiHidden/>
+    <w:unhideWhenUsed/>
+    <w:rsid w:val="00C2406A"/>
+    <w:pPr>
+      <w:spacing w:before="100" w:beforeAutospacing="1" w:after="100" w:afterAutospacing="1" w:line="240" w:lineRule="auto"/>
+    </w:pPr>
+    <w:rPr>
+      <w:rFonts w:ascii="Times New Roman" w:eastAsia="Times New Roman" w:hAnsi="Times New Roman" w:cs="Times New Roman"/>
+      <w:sz w:val="24"/>
+      <w:szCs w:val="24"/>
+    </w:rPr>
+  </w:style>
+  <w:style w:type="character" w:styleId="CdigoHTML">
+    <w:name w:val="HTML Code"/>
+    <w:basedOn w:val="Fuentedeprrafopredeter"/>
+    <w:uiPriority w:val="99"/>
+    <w:semiHidden/>
+    <w:unhideWhenUsed/>
+    <w:rsid w:val="00C2406A"/>
+    <w:rPr>
+      <w:rFonts w:ascii="Courier New" w:eastAsia="Times New Roman" w:hAnsi="Courier New" w:cs="Courier New"/>
+      <w:sz w:val="20"/>
+      <w:szCs w:val="20"/>
+    </w:rPr>
+  </w:style>
 </w:styles>
 </file>
 

--- a/Patrones/TALLER_S3YS4_SINGLETON_FACTORY.docx
+++ b/Patrones/TALLER_S3YS4_SINGLETON_FACTORY.docx
@@ -1671,6 +1671,151 @@
           <w:lang w:val="es-CO"/>
         </w:rPr>
       </w:pPr>
+    </w:p>
+    <w:p>
+      <w:pPr>
+        <w:rPr>
+          <w:b/>
+          <w:lang w:val="es-CO"/>
+        </w:rPr>
+      </w:pPr>
+      <w:r>
+        <w:rPr>
+          <w:b/>
+          <w:lang w:val="es-CO"/>
+        </w:rPr>
+        <w:t>DIAGRAMAS UML</w:t>
+      </w:r>
+    </w:p>
+    <w:p>
+      <w:pPr>
+        <w:rPr>
+          <w:lang w:val="es-CO"/>
+        </w:rPr>
+      </w:pPr>
+      <w:r>
+        <w:rPr>
+          <w:b/>
+          <w:lang w:val="es-CO"/>
+        </w:rPr>
+        <w:t>SINGLETON:</w:t>
+      </w:r>
+      <w:r>
+        <w:rPr>
+          <w:lang w:val="es-CO"/>
+        </w:rPr>
+        <w:br/>
+      </w:r>
+      <w:r>
+        <w:rPr>
+          <w:lang w:val="es-CO"/>
+        </w:rPr>
+        <w:drawing>
+          <wp:inline distT="0" distB="0" distL="0" distR="0" wp14:anchorId="6534138E" wp14:editId="19DF11DE">
+            <wp:extent cx="3162741" cy="1819529"/>
+            <wp:effectExtent l="0" t="0" r="0" b="9525"/>
+            <wp:docPr id="1" name="Imagen 1"/>
+            <wp:cNvGraphicFramePr>
+              <a:graphicFrameLocks xmlns:a="http://schemas.openxmlformats.org/drawingml/2006/main" noChangeAspect="1"/>
+            </wp:cNvGraphicFramePr>
+            <a:graphic xmlns:a="http://schemas.openxmlformats.org/drawingml/2006/main">
+              <a:graphicData uri="http://schemas.openxmlformats.org/drawingml/2006/picture">
+                <pic:pic xmlns:pic="http://schemas.openxmlformats.org/drawingml/2006/picture">
+                  <pic:nvPicPr>
+                    <pic:cNvPr id="1" name=""/>
+                    <pic:cNvPicPr/>
+                  </pic:nvPicPr>
+                  <pic:blipFill>
+                    <a:blip r:embed="rId8"/>
+                    <a:stretch>
+                      <a:fillRect/>
+                    </a:stretch>
+                  </pic:blipFill>
+                  <pic:spPr>
+                    <a:xfrm>
+                      <a:off x="0" y="0"/>
+                      <a:ext cx="3162741" cy="1819529"/>
+                    </a:xfrm>
+                    <a:prstGeom prst="rect">
+                      <a:avLst/>
+                    </a:prstGeom>
+                  </pic:spPr>
+                </pic:pic>
+              </a:graphicData>
+            </a:graphic>
+          </wp:inline>
+        </w:drawing>
+      </w:r>
+    </w:p>
+    <w:p>
+      <w:pPr>
+        <w:rPr>
+          <w:b/>
+          <w:lang w:val="es-CO"/>
+        </w:rPr>
+      </w:pPr>
+      <w:r>
+        <w:rPr>
+          <w:b/>
+          <w:lang w:val="es-CO"/>
+        </w:rPr>
+        <w:lastRenderedPageBreak/>
+        <w:t>FACTORY:</w:t>
+      </w:r>
+      <w:r>
+        <w:rPr>
+          <w:b/>
+          <w:lang w:val="es-CO"/>
+        </w:rPr>
+        <w:br/>
+      </w:r>
+    </w:p>
+    <w:p>
+      <w:pPr>
+        <w:rPr>
+          <w:lang w:val="es-CO"/>
+        </w:rPr>
+      </w:pPr>
+      <w:r>
+        <w:rPr>
+          <w:lang w:val="es-CO"/>
+        </w:rPr>
+        <w:drawing>
+          <wp:inline distT="0" distB="0" distL="0" distR="0" wp14:anchorId="0E09122A" wp14:editId="563DFE80">
+            <wp:extent cx="5486400" cy="3834130"/>
+            <wp:effectExtent l="0" t="0" r="0" b="0"/>
+            <wp:docPr id="3" name="Imagen 3"/>
+            <wp:cNvGraphicFramePr>
+              <a:graphicFrameLocks xmlns:a="http://schemas.openxmlformats.org/drawingml/2006/main" noChangeAspect="1"/>
+            </wp:cNvGraphicFramePr>
+            <a:graphic xmlns:a="http://schemas.openxmlformats.org/drawingml/2006/main">
+              <a:graphicData uri="http://schemas.openxmlformats.org/drawingml/2006/picture">
+                <pic:pic xmlns:pic="http://schemas.openxmlformats.org/drawingml/2006/picture">
+                  <pic:nvPicPr>
+                    <pic:cNvPr id="1" name=""/>
+                    <pic:cNvPicPr/>
+                  </pic:nvPicPr>
+                  <pic:blipFill>
+                    <a:blip r:embed="rId9"/>
+                    <a:stretch>
+                      <a:fillRect/>
+                    </a:stretch>
+                  </pic:blipFill>
+                  <pic:spPr>
+                    <a:xfrm>
+                      <a:off x="0" y="0"/>
+                      <a:ext cx="5486400" cy="3834130"/>
+                    </a:xfrm>
+                    <a:prstGeom prst="rect">
+                      <a:avLst/>
+                    </a:prstGeom>
+                  </pic:spPr>
+                </pic:pic>
+              </a:graphicData>
+            </a:graphic>
+          </wp:inline>
+        </w:drawing>
+      </w:r>
     </w:p>
     <w:sectPr>
       <w:type w:val="continuous"/>
